--- a/Pregrado/Trabajo de grado 2/Clases/Recursos/ACAs/Parcial 1 (24%) - guia del cuestionario.docx
+++ b/Pregrado/Trabajo de grado 2/Clases/Recursos/ACAs/Parcial 1 (24%) - guia del cuestionario.docx
@@ -693,6 +693,132 @@
     </w:p>
     <w:p>
       <w:pPr>
+        <w:ind w:left="432"/>
+        <w:shd w:val="clear" w:fill="E8F5EC"/>
+      </w:pPr>
+      <w:r>
+        <w:rPr>
+          <w:rFonts w:ascii="Calibri" w:hAnsi="Calibri"/>
+          <w:b/>
+          <w:i/>
+          <w:color w:val="2B2B2B"/>
+          <w:sz w:val="21"/>
+        </w:rPr>
+        <w:t>Alcance declarado:</w:t>
+      </w:r>
+      <w:r>
+        <w:rPr>
+          <w:rFonts w:ascii="Calibri" w:hAnsi="Calibri"/>
+          <w:b w:val="0"/>
+          <w:i/>
+          <w:color w:val="2B2B2B"/>
+          <w:sz w:val="21"/>
+        </w:rPr>
+        <w:t xml:space="preserve"> este parcial pesa </w:t>
+      </w:r>
+      <w:r>
+        <w:rPr>
+          <w:rFonts w:ascii="Calibri" w:hAnsi="Calibri"/>
+          <w:b/>
+          <w:i/>
+          <w:color w:val="2B2B2B"/>
+          <w:sz w:val="21"/>
+        </w:rPr>
+        <w:t>24%</w:t>
+      </w:r>
+      <w:r>
+        <w:rPr>
+          <w:rFonts w:ascii="Calibri" w:hAnsi="Calibri"/>
+          <w:b w:val="0"/>
+          <w:i/>
+          <w:color w:val="2B2B2B"/>
+          <w:sz w:val="21"/>
+        </w:rPr>
+        <w:t xml:space="preserve"> y su ventana </w:t>
+      </w:r>
+      <w:r>
+        <w:rPr>
+          <w:rFonts w:ascii="Calibri" w:hAnsi="Calibri"/>
+          <w:b/>
+          <w:i/>
+          <w:color w:val="2B2B2B"/>
+          <w:sz w:val="21"/>
+        </w:rPr>
+        <w:t>abre antes</w:t>
+      </w:r>
+      <w:r>
+        <w:rPr>
+          <w:rFonts w:ascii="Calibri" w:hAnsi="Calibri"/>
+          <w:b w:val="0"/>
+          <w:i/>
+          <w:color w:val="2B2B2B"/>
+          <w:sz w:val="21"/>
+        </w:rPr>
+        <w:t xml:space="preserve"> de la clase del día del cierre. Para que no haya sorpresa: el temario entra hasta la </w:t>
+      </w:r>
+      <w:r>
+        <w:rPr>
+          <w:rFonts w:ascii="Calibri" w:hAnsi="Calibri"/>
+          <w:b/>
+          <w:i/>
+          <w:color w:val="2B2B2B"/>
+          <w:sz w:val="21"/>
+        </w:rPr>
+        <w:t>Sesión 04</w:t>
+      </w:r>
+      <w:r>
+        <w:rPr>
+          <w:rFonts w:ascii="Calibri" w:hAnsi="Calibri"/>
+          <w:b w:val="0"/>
+          <w:i/>
+          <w:color w:val="2B2B2B"/>
+          <w:sz w:val="21"/>
+        </w:rPr>
+        <w:t xml:space="preserve"> (07/09/2026 · Antecedentes y referentes (Fase I)), y </w:t>
+      </w:r>
+      <w:r>
+        <w:rPr>
+          <w:rFonts w:ascii="Calibri" w:hAnsi="Calibri"/>
+          <w:b/>
+          <w:i/>
+          <w:color w:val="2B2B2B"/>
+          <w:sz w:val="21"/>
+        </w:rPr>
+        <w:t>no</w:t>
+      </w:r>
+      <w:r>
+        <w:rPr>
+          <w:rFonts w:ascii="Calibri" w:hAnsi="Calibri"/>
+          <w:b w:val="0"/>
+          <w:i/>
+          <w:color w:val="2B2B2B"/>
+          <w:sz w:val="21"/>
+        </w:rPr>
+        <w:t xml:space="preserve"> entra el tema de la </w:t>
+      </w:r>
+      <w:r>
+        <w:rPr>
+          <w:rFonts w:ascii="Calibri" w:hAnsi="Calibri"/>
+          <w:b/>
+          <w:i/>
+          <w:color w:val="2B2B2B"/>
+          <w:sz w:val="21"/>
+        </w:rPr>
+        <w:t>Sesión 05</w:t>
+      </w:r>
+      <w:r>
+        <w:rPr>
+          <w:rFonts w:ascii="Calibri" w:hAnsi="Calibri"/>
+          <w:b w:val="0"/>
+          <w:i/>
+          <w:color w:val="2B2B2B"/>
+          <w:sz w:val="21"/>
+        </w:rPr>
+        <w:t xml:space="preserve"> (14/09/2026 · Marco teórico — avance). Puedes resolverlo cualquier día de la ventana; no hace falta esperar al último.</w:t>
+      </w:r>
+    </w:p>
+    <w:p>
+      <w:pPr>
         <w:spacing w:before="200" w:after="60"/>
       </w:pPr>
       <w:r>
@@ -794,7 +920,7 @@
           <w:color w:val="2B2B2B"/>
           <w:sz w:val="22"/>
         </w:rPr>
-        <w:t xml:space="preserve">Temario trabajado en clase </w:t>
+        <w:t xml:space="preserve">Sesiones </w:t>
       </w:r>
       <w:r>
         <w:rPr>
@@ -803,7 +929,7 @@
           <w:color w:val="2B2B2B"/>
           <w:sz w:val="22"/>
         </w:rPr>
-        <w:t>hasta el cierre</w:t>
+        <w:t>ya dictadas</w:t>
       </w:r>
       <w:r>
         <w:rPr>
@@ -812,7 +938,7 @@
           <w:color w:val="2B2B2B"/>
           <w:sz w:val="22"/>
         </w:rPr>
-        <w:t xml:space="preserve"> (14/09/2026):</w:t>
+        <w:t xml:space="preserve"> cuando cierra este cuestionario (14/09/2026) — eso es lo que entra:</w:t>
       </w:r>
     </w:p>
     <w:p>
@@ -885,9 +1011,44 @@
       </w:r>
     </w:p>
     <w:p>
-      <w:pPr>
-        <w:pStyle w:val="ListBullet"/>
-      </w:pPr>
+      <w:r>
+        <w:rPr>
+          <w:rFonts w:ascii="Calibri" w:hAnsi="Calibri"/>
+          <w:b/>
+          <w:color w:val="2B2B2B"/>
+          <w:sz w:val="22"/>
+        </w:rPr>
+        <w:t>Nuevo desde el cierre de Quiz 1</w:t>
+      </w:r>
+      <w:r>
+        <w:rPr>
+          <w:rFonts w:ascii="Calibri" w:hAnsi="Calibri"/>
+          <w:b w:val="0"/>
+          <w:color w:val="2B2B2B"/>
+          <w:sz w:val="22"/>
+        </w:rPr>
+        <w:t xml:space="preserve"> (31/08/2026): Sesión 03, Sesión 04. Lo anterior sigue siendo base — el curso es acumulativo.</w:t>
+      </w:r>
+    </w:p>
+    <w:p>
+      <w:r>
+        <w:rPr>
+          <w:rFonts w:ascii="Calibri" w:hAnsi="Calibri"/>
+          <w:b/>
+          <w:color w:val="2B2B2B"/>
+          <w:sz w:val="22"/>
+        </w:rPr>
+        <w:t>Lo que NO entra:</w:t>
+      </w:r>
+      <w:r>
+        <w:rPr>
+          <w:rFonts w:ascii="Calibri" w:hAnsi="Calibri"/>
+          <w:b w:val="0"/>
+          <w:color w:val="2B2B2B"/>
+          <w:sz w:val="22"/>
+        </w:rPr>
+        <w:t xml:space="preserve"> la </w:t>
+      </w:r>
       <w:r>
         <w:rPr>
           <w:rFonts w:ascii="Calibri" w:hAnsi="Calibri"/>
@@ -904,10 +1065,8 @@
           <w:color w:val="2B2B2B"/>
           <w:sz w:val="22"/>
         </w:rPr>
-        <w:t xml:space="preserve"> (14/09/2026) — Marco teórico — avance</w:t>
+        <w:t xml:space="preserve"> (14/09/2026 — Marco teórico — avance) se dicta </w:t>
       </w:r>
-    </w:p>
-    <w:p>
       <w:r>
         <w:rPr>
           <w:rFonts w:ascii="Calibri" w:hAnsi="Calibri"/>
@@ -915,7 +1074,7 @@
           <w:color w:val="2B2B2B"/>
           <w:sz w:val="22"/>
         </w:rPr>
-        <w:t>Nuevo desde el cierre de Quiz 1</w:t>
+        <w:t>el mismo día</w:t>
       </w:r>
       <w:r>
         <w:rPr>
@@ -924,7 +1083,43 @@
           <w:color w:val="2B2B2B"/>
           <w:sz w:val="22"/>
         </w:rPr>
-        <w:t xml:space="preserve"> (31/08/2026): Sesión 04, Sesión 05. Lo anterior sigue siendo base — el curso es acumulativo.</w:t>
+        <w:t xml:space="preserve"> en que cierra el cuestionario, así que su tema </w:t>
+      </w:r>
+      <w:r>
+        <w:rPr>
+          <w:rFonts w:ascii="Calibri" w:hAnsi="Calibri"/>
+          <w:b/>
+          <w:color w:val="2B2B2B"/>
+          <w:sz w:val="22"/>
+        </w:rPr>
+        <w:t>queda fuera</w:t>
+      </w:r>
+      <w:r>
+        <w:rPr>
+          <w:rFonts w:ascii="Calibri" w:hAnsi="Calibri"/>
+          <w:b w:val="0"/>
+          <w:color w:val="2B2B2B"/>
+          <w:sz w:val="22"/>
+        </w:rPr>
+        <w:t xml:space="preserve">: no se te pregunta algo que todavía no has visto en clase. Ese tema entra en </w:t>
+      </w:r>
+      <w:r>
+        <w:rPr>
+          <w:rFonts w:ascii="Calibri" w:hAnsi="Calibri"/>
+          <w:b/>
+          <w:color w:val="2B2B2B"/>
+          <w:sz w:val="22"/>
+        </w:rPr>
+        <w:t>Quiz 2</w:t>
+      </w:r>
+      <w:r>
+        <w:rPr>
+          <w:rFonts w:ascii="Calibri" w:hAnsi="Calibri"/>
+          <w:b w:val="0"/>
+          <w:color w:val="2B2B2B"/>
+          <w:sz w:val="22"/>
+        </w:rPr>
+        <w:t>.</w:t>
       </w:r>
     </w:p>
     <w:p>
@@ -1462,7 +1657,25 @@
           <w:color w:val="2B2B2B"/>
           <w:sz w:val="22"/>
         </w:rPr>
-        <w:t>Repasa el deck y tus apuntes de cada sesión (</w:t>
+        <w:t xml:space="preserve">Estudia </w:t>
+      </w:r>
+      <w:r>
+        <w:rPr>
+          <w:rFonts w:ascii="Calibri" w:hAnsi="Calibri"/>
+          <w:b/>
+          <w:color w:val="2B2B2B"/>
+          <w:sz w:val="22"/>
+        </w:rPr>
+        <w:t>lo que está en el punto 3, y solo eso</w:t>
+      </w:r>
+      <w:r>
+        <w:rPr>
+          <w:rFonts w:ascii="Calibri" w:hAnsi="Calibri"/>
+          <w:b w:val="0"/>
+          <w:color w:val="2B2B2B"/>
+          <w:sz w:val="22"/>
+        </w:rPr>
+        <w:t>: el alcance del cuestionario son esas sesiones. Ten a mano el deck y tus apuntes de cada una (</w:t>
       </w:r>
       <w:r>
         <w:rPr>
@@ -1489,20 +1702,11 @@
       <w:r>
         <w:rPr>
           <w:rFonts w:ascii="Calibri" w:hAnsi="Calibri"/>
-          <w:b w:val="0"/>
-          <w:color w:val="2B2B2B"/>
-          <w:sz w:val="22"/>
-        </w:rPr>
-        <w:t xml:space="preserve">Ten a mano la </w:t>
-      </w:r>
-      <w:r>
-        <w:rPr>
-          <w:rFonts w:ascii="Calibri" w:hAnsi="Calibri"/>
           <w:b/>
           <w:color w:val="2B2B2B"/>
           <w:sz w:val="22"/>
         </w:rPr>
-        <w:t>lectura autónoma de la Sesión 01</w:t>
+        <w:t>Lectura autónoma de la Sesión 01</w:t>
       </w:r>
       <w:r>
         <w:rPr>
@@ -1511,7 +1715,7 @@
           <w:color w:val="2B2B2B"/>
           <w:sz w:val="22"/>
         </w:rPr>
-        <w:t xml:space="preserve"> (delimitación / reformulación del tema).</w:t>
+        <w:t xml:space="preserve"> (delimitación / reformulación del tema): ten resuelto de qué proyecto vienes y qué vas a sostener en TG2.</w:t>
       </w:r>
     </w:p>
     <w:p>
@@ -1521,11 +1725,20 @@
       <w:r>
         <w:rPr>
           <w:rFonts w:ascii="Calibri" w:hAnsi="Calibri"/>
+          <w:b/>
+          <w:color w:val="2B2B2B"/>
+          <w:sz w:val="22"/>
+        </w:rPr>
+        <w:t>Sesión 02 — Pregunta, objetivos y título provisional:</w:t>
+      </w:r>
+      <w:r>
+        <w:rPr>
+          <w:rFonts w:ascii="Calibri" w:hAnsi="Calibri"/>
           <w:b w:val="0"/>
           <w:color w:val="2B2B2B"/>
           <w:sz w:val="22"/>
         </w:rPr>
-        <w:t xml:space="preserve">Ten claras las </w:t>
+        <w:t xml:space="preserve"> Formula </w:t>
       </w:r>
       <w:r>
         <w:rPr>
@@ -1534,7 +1747,7 @@
           <w:color w:val="2B2B2B"/>
           <w:sz w:val="22"/>
         </w:rPr>
-        <w:t>partes del documento de grado</w:t>
+        <w:t>pregunta, objetivos y título provisional</w:t>
       </w:r>
       <w:r>
         <w:rPr>
@@ -1543,7 +1756,7 @@
           <w:color w:val="2B2B2B"/>
           <w:sz w:val="22"/>
         </w:rPr>
-        <w:t xml:space="preserve"> y qué va en cada una (problema, marcos, metodología, instrumentos, plan de análisis).</w:t>
+        <w:t xml:space="preserve"> de tu propio proyecto y prepárate para explicar por qué son coherentes entre sí. Recuerda que el 17/08 fue clase autónoma por festivo.</w:t>
       </w:r>
     </w:p>
     <w:p>
@@ -1553,11 +1766,38 @@
       <w:r>
         <w:rPr>
           <w:rFonts w:ascii="Calibri" w:hAnsi="Calibri"/>
+          <w:b/>
+          <w:color w:val="2B2B2B"/>
+          <w:sz w:val="22"/>
+        </w:rPr>
+        <w:t>Sesión 03 — Estructura del documento / artículo de avance:</w:t>
+      </w:r>
+      <w:r>
+        <w:rPr>
+          <w:rFonts w:ascii="Calibri" w:hAnsi="Calibri"/>
           <w:b w:val="0"/>
           <w:color w:val="2B2B2B"/>
           <w:sz w:val="22"/>
         </w:rPr>
-        <w:t xml:space="preserve">Repasa </w:t>
+        <w:t xml:space="preserve"> Ten clara la </w:t>
+      </w:r>
+      <w:r>
+        <w:rPr>
+          <w:rFonts w:ascii="Calibri" w:hAnsi="Calibri"/>
+          <w:b/>
+          <w:color w:val="2B2B2B"/>
+          <w:sz w:val="22"/>
+        </w:rPr>
+        <w:t>estructura del documento</w:t>
+      </w:r>
+      <w:r>
+        <w:rPr>
+          <w:rFonts w:ascii="Calibri" w:hAnsi="Calibri"/>
+          <w:b w:val="0"/>
+          <w:color w:val="2B2B2B"/>
+          <w:sz w:val="22"/>
+        </w:rPr>
+        <w:t xml:space="preserve"> de avance en plantilla APA CUN: qué va en cada apartado y en qué orden. Repasa </w:t>
       </w:r>
       <w:r>
         <w:rPr>
@@ -1575,7 +1815,48 @@
           <w:color w:val="2B2B2B"/>
           <w:sz w:val="22"/>
         </w:rPr>
-        <w:t>: cita en texto, referencia final y qué constituye plagio.</w:t>
+        <w:t xml:space="preserve"> —cita en texto, referencia final— y qué constituye plagio.</w:t>
+      </w:r>
+    </w:p>
+    <w:p>
+      <w:pPr>
+        <w:pStyle w:val="ListBullet"/>
+      </w:pPr>
+      <w:r>
+        <w:rPr>
+          <w:rFonts w:ascii="Calibri" w:hAnsi="Calibri"/>
+          <w:b/>
+          <w:color w:val="2B2B2B"/>
+          <w:sz w:val="22"/>
+        </w:rPr>
+        <w:t>Sesión 04 — Antecedentes y referentes (Fase I):</w:t>
+      </w:r>
+      <w:r>
+        <w:rPr>
+          <w:rFonts w:ascii="Calibri" w:hAnsi="Calibri"/>
+          <w:b w:val="0"/>
+          <w:color w:val="2B2B2B"/>
+          <w:sz w:val="22"/>
+        </w:rPr>
+        <w:t xml:space="preserve"> Ten claro qué es un </w:t>
+      </w:r>
+      <w:r>
+        <w:rPr>
+          <w:rFonts w:ascii="Calibri" w:hAnsi="Calibri"/>
+          <w:b/>
+          <w:color w:val="2B2B2B"/>
+          <w:sz w:val="22"/>
+        </w:rPr>
+        <w:t>antecedente / referente</w:t>
+      </w:r>
+      <w:r>
+        <w:rPr>
+          <w:rFonts w:ascii="Calibri" w:hAnsi="Calibri"/>
+          <w:b w:val="0"/>
+          <w:color w:val="2B2B2B"/>
+          <w:sz w:val="22"/>
+        </w:rPr>
+        <w:t xml:space="preserve"> (Fase I), cómo se busca en las bases CUN y cómo se conecta con tu pregunta.</w:t>
       </w:r>
     </w:p>
     <w:p>
@@ -1607,7 +1888,7 @@
           <w:color w:val="2B2B2B"/>
           <w:sz w:val="22"/>
         </w:rPr>
-        <w:t>: varios ítems se responden mejor con tu caso a la vista.</w:t>
+        <w:t>: varios ítems se responden mejor con tu documento a la vista.</w:t>
       </w:r>
     </w:p>
     <w:p>
@@ -2915,7 +3196,25 @@
           <w:color w:val="2B2B2B"/>
           <w:sz w:val="22"/>
         </w:rPr>
-        <w:t xml:space="preserve">Cierra el día de la </w:t>
+        <w:t xml:space="preserve">Cierra </w:t>
+      </w:r>
+      <w:r>
+        <w:rPr>
+          <w:rFonts w:ascii="Calibri" w:hAnsi="Calibri"/>
+          <w:b/>
+          <w:color w:val="2B2B2B"/>
+          <w:sz w:val="22"/>
+        </w:rPr>
+        <w:t>el día</w:t>
+      </w:r>
+      <w:r>
+        <w:rPr>
+          <w:rFonts w:ascii="Calibri" w:hAnsi="Calibri"/>
+          <w:b w:val="0"/>
+          <w:color w:val="2B2B2B"/>
+          <w:sz w:val="22"/>
+        </w:rPr>
+        <w:t xml:space="preserve"> de la </w:t>
       </w:r>
       <w:r>
         <w:rPr>
@@ -2933,7 +3232,61 @@
           <w:color w:val="2B2B2B"/>
           <w:sz w:val="22"/>
         </w:rPr>
-        <w:t xml:space="preserve"> (marco teórico — avance): es el parcial del corte 1 y acumula desde la Sesión 02.</w:t>
+        <w:t xml:space="preserve"> (Marco teórico — avance), que por eso </w:t>
+      </w:r>
+      <w:r>
+        <w:rPr>
+          <w:rFonts w:ascii="Calibri" w:hAnsi="Calibri"/>
+          <w:b/>
+          <w:color w:val="2B2B2B"/>
+          <w:sz w:val="22"/>
+        </w:rPr>
+        <w:t>no</w:t>
+      </w:r>
+      <w:r>
+        <w:rPr>
+          <w:rFonts w:ascii="Calibri" w:hAnsi="Calibri"/>
+          <w:b w:val="0"/>
+          <w:color w:val="2B2B2B"/>
+          <w:sz w:val="22"/>
+        </w:rPr>
+        <w:t xml:space="preserve"> entra: cubre de la </w:t>
+      </w:r>
+      <w:r>
+        <w:rPr>
+          <w:rFonts w:ascii="Calibri" w:hAnsi="Calibri"/>
+          <w:b/>
+          <w:color w:val="2B2B2B"/>
+          <w:sz w:val="22"/>
+        </w:rPr>
+        <w:t>Sesión 02</w:t>
+      </w:r>
+      <w:r>
+        <w:rPr>
+          <w:rFonts w:ascii="Calibri" w:hAnsi="Calibri"/>
+          <w:b w:val="0"/>
+          <w:color w:val="2B2B2B"/>
+          <w:sz w:val="22"/>
+        </w:rPr>
+        <w:t xml:space="preserve"> (Pregunta, objetivos y título provisional) a la </w:t>
+      </w:r>
+      <w:r>
+        <w:rPr>
+          <w:rFonts w:ascii="Calibri" w:hAnsi="Calibri"/>
+          <w:b/>
+          <w:color w:val="2B2B2B"/>
+          <w:sz w:val="22"/>
+        </w:rPr>
+        <w:t>Sesión 04</w:t>
+      </w:r>
+      <w:r>
+        <w:rPr>
+          <w:rFonts w:ascii="Calibri" w:hAnsi="Calibri"/>
+          <w:b w:val="0"/>
+          <w:color w:val="2B2B2B"/>
+          <w:sz w:val="22"/>
+        </w:rPr>
+        <w:t xml:space="preserve"> (Antecedentes y referentes (Fase I)). Es el parcial del corte 1.</w:t>
       </w:r>
     </w:p>
     <w:p>

--- a/Pregrado/Trabajo de grado 2/Clases/Recursos/ACAs/Parcial 1 (24%) - guia del cuestionario.docx
+++ b/Pregrado/Trabajo de grado 2/Clases/Recursos/ACAs/Parcial 1 (24%) - guia del cuestionario.docx
@@ -344,7 +344,25 @@
           <w:color w:val="2B2B2B"/>
           <w:sz w:val="22"/>
         </w:rPr>
-        <w:t xml:space="preserve"> Corte 1 30% = Quiz 1 6% + Parcial 1 24% · Corte 2 30% = Quiz 2 9% + Parcial 2 21% · Corte 3 40% = ACA Final 32,8% + Quiz 3 4% + Autoevaluación 1,6% + Coevaluación 1,6% — ya verificado en el aula, no orientativo. Producto: avance consolidado del proyecto/artículo hacia TG3, que se entrega como </w:t>
+        <w:t xml:space="preserve"> Corte 1 30% = Quiz 1 6% + Parcial 1 24% · Corte 2 30% = Quiz 2 9% + Parcial 2 21% · Corte 3 40% = ACA Final 32,8% + Quiz 3 4% + Autoevaluación 1,6% + Coevaluación 1,6% — ya verificado en el aula, no orientativo. Producto: avance consolidado del </w:t>
+      </w:r>
+      <w:r>
+        <w:rPr>
+          <w:rFonts w:ascii="Calibri" w:hAnsi="Calibri"/>
+          <w:b/>
+          <w:color w:val="2B2B2B"/>
+          <w:sz w:val="22"/>
+        </w:rPr>
+        <w:t>documento</w:t>
+      </w:r>
+      <w:r>
+        <w:rPr>
+          <w:rFonts w:ascii="Calibri" w:hAnsi="Calibri"/>
+          <w:b w:val="0"/>
+          <w:color w:val="2B2B2B"/>
+          <w:sz w:val="22"/>
+        </w:rPr>
+        <w:t xml:space="preserve"> de grado hacia TG3, que se entrega como </w:t>
       </w:r>
       <w:r>
         <w:rPr>
@@ -984,7 +1002,7 @@
           <w:color w:val="2B2B2B"/>
           <w:sz w:val="22"/>
         </w:rPr>
-        <w:t xml:space="preserve"> (31/08/2026) — Estructura del documento / artículo de avance</w:t>
+        <w:t xml:space="preserve"> (31/08/2026) — Estructura del documento de avance</w:t>
       </w:r>
     </w:p>
     <w:p>
@@ -1770,7 +1788,7 @@
           <w:color w:val="2B2B2B"/>
           <w:sz w:val="22"/>
         </w:rPr>
-        <w:t>Sesión 03 — Estructura del documento / artículo de avance:</w:t>
+        <w:t>Sesión 03 — Estructura del documento de avance:</w:t>
       </w:r>
       <w:r>
         <w:rPr>
@@ -1797,7 +1815,7 @@
           <w:color w:val="2B2B2B"/>
           <w:sz w:val="22"/>
         </w:rPr>
-        <w:t xml:space="preserve"> de avance en plantilla APA CUN: qué va en cada apartado y en qué orden. Repasa </w:t>
+        <w:t xml:space="preserve"> de avance en plantilla APA CUN: qué va en cada apartado y en qué orden —es el mismo esqueleto para cualquier modalidad de grado. Repasa </w:t>
       </w:r>
       <w:r>
         <w:rPr>
